--- a/docs/system_analysis/MSE800_User_Stories.docx
+++ b/docs/system_analysis/MSE800_User_Stories.docx
@@ -10,8 +10,6 @@
           <w:rFonts w:asciiTheme="majorHAnsi" w:hAnsiTheme="majorHAnsi"/>
         </w:rPr>
       </w:pPr>
-      <w:bookmarkStart w:id="0" w:name="_GoBack"/>
-      <w:bookmarkEnd w:id="0"/>
       <w:r>
         <w:rPr>
           <w:rFonts w:eastAsia="Cambria" w:cs="Cambria" w:asciiTheme="majorHAnsi" w:hAnsiTheme="majorHAnsi"/>
@@ -3315,25 +3313,6 @@
           <w:rFonts w:asciiTheme="majorHAnsi" w:hAnsiTheme="majorHAnsi"/>
         </w:rPr>
         <w:t>A teacher edits only their own lessons. A coordinator can edit any lesson.</w:t>
-      </w:r>
-    </w:p>
-    <w:p>
-      <w:pPr>
-        <w:pStyle w:val="21"/>
-        <w:numPr>
-          <w:ilvl w:val="0"/>
-          <w:numId w:val="1"/>
-        </w:numPr>
-        <w:spacing w:after="100" w:line="276" w:lineRule="auto"/>
-        <w:rPr>
-          <w:rFonts w:asciiTheme="majorHAnsi" w:hAnsiTheme="majorHAnsi"/>
-        </w:rPr>
-      </w:pPr>
-      <w:r>
-        <w:rPr>
-          <w:rFonts w:asciiTheme="majorHAnsi" w:hAnsiTheme="majorHAnsi"/>
-        </w:rPr>
-        <w:t>* The story does not say this. The team to confirm that coordinators can also do it.</w:t>
       </w:r>
     </w:p>
     <w:p>
@@ -15741,25 +15720,44 @@
             </w:pPr>
             <w:r>
               <w:rPr>
-                <w:rFonts w:asciiTheme="majorHAnsi" w:hAnsiTheme="majorHAnsi"/>
+                <w:rFonts w:hint="eastAsia" w:asciiTheme="majorHAnsi" w:hAnsiTheme="majorHAnsi"/>
                 <w:sz w:val="18"/>
                 <w:szCs w:val="18"/>
               </w:rPr>
-              <w:t xml:space="preserve">The club covers many parts of life in New Zealand, so tags are topics such as transport, health, shopping. </w:t>
-            </w:r>
-            <w:r>
-              <w:rPr>
-                <w:rFonts w:asciiTheme="majorHAnsi" w:hAnsiTheme="majorHAnsi"/>
-                <w:sz w:val="16"/>
-                <w:szCs w:val="16"/>
-              </w:rPr>
-              <w:t>Lessons are shared between teachers so they can be reused, but only the author or a coordinator can edit or delete a lesson. A lesson is teaching content and is not tied to one class.</w:t>
-            </w:r>
+              <w:t>Coordinators can edit any lesson</w:t>
+            </w:r>
+            <w:bookmarkStart w:id="0" w:name="_GoBack"/>
+            <w:bookmarkEnd w:id="0"/>
             <w:r>
               <w:rPr>
                 <w:rFonts w:hint="eastAsia" w:asciiTheme="majorHAnsi" w:hAnsiTheme="majorHAnsi"/>
-                <w:sz w:val="16"/>
-                <w:szCs w:val="16"/>
+                <w:sz w:val="18"/>
+                <w:szCs w:val="18"/>
+              </w:rPr>
+              <w:t>.</w:t>
+            </w:r>
+            <w:r>
+              <w:rPr>
+                <w:rFonts w:hint="eastAsia" w:asciiTheme="majorHAnsi" w:hAnsiTheme="majorHAnsi"/>
+                <w:sz w:val="18"/>
+                <w:szCs w:val="18"/>
+                <w:lang w:val="en-US" w:eastAsia="zh-CN"/>
+              </w:rPr>
+              <w:t xml:space="preserve"> </w:t>
+            </w:r>
+            <w:r>
+              <w:rPr>
+                <w:rFonts w:asciiTheme="majorHAnsi" w:hAnsiTheme="majorHAnsi"/>
+                <w:sz w:val="18"/>
+                <w:szCs w:val="18"/>
+              </w:rPr>
+              <w:t>The club covers many parts of life in New Zealand, so tags are topics such as transport, health, shopping. Lessons are shared between teachers so they can be reused, but only the author or a coordinator can edit or delete a lesson. A lesson is teaching content and is not tied to one class.</w:t>
+            </w:r>
+            <w:r>
+              <w:rPr>
+                <w:rFonts w:hint="eastAsia" w:asciiTheme="majorHAnsi" w:hAnsiTheme="majorHAnsi"/>
+                <w:sz w:val="18"/>
+                <w:szCs w:val="18"/>
               </w:rPr>
               <w:t xml:space="preserve"> </w:t>
             </w:r>

--- a/docs/system_analysis/MSE800_User_Stories.docx
+++ b/docs/system_analysis/MSE800_User_Stories.docx
@@ -20473,7 +20473,7 @@
                 <w:sz w:val="18"/>
                 <w:szCs w:val="18"/>
               </w:rPr>
-              <w:t>Supports the Protection principle of Te Tiriti o Waitangi. The review step and its wording are agreed with a Kaiārahi, and that consultation is recorded for the report. The coordinator records the review after the Kaiārahi confirms outside the system. Open question: block or only label unreviewed lessons? Start with a label and change it after consultation.</w:t>
+              <w:t>Supports the Protection principle of Te Tiriti o Waitangi. The review step and its wording are agreed with a Kaiārahi, and that consultation is recorded for the report. The coordinator records the review after the Kaiārahi confirms outside the system. Open question: block or only label unreviewed lessons? Start with a label and change it after consultation. Decided 23 October 2026: unreviewed lessons with Māori content are hidden from learners only. Teachers and coordinators still see and edit them, and they can still be linked to classes. The label wording and this rule still need the Kaiārahi's agreement.</w:t>
             </w:r>
           </w:p>
         </w:tc>
@@ -29751,7 +29751,7 @@
                 <w:sz w:val="18"/>
                 <w:szCs w:val="18"/>
               </w:rPr>
-              <w:t>No app or account. Names are typed and matched, so the class list is never shown. Only name and time are stored. Open question: is the 4-hour limit enough if the code photo is shared? No phone: the teacher ticks (US-004). Planned for later.</w:t>
+              <w:t>No app or account. Names are typed and matched, so the class list is never shown. Only name and time are stored. Open question: is the 4-hour limit enough if the code photo is shared? No phone: the teacher ticks (US-004). Planned for later. Decided 25 October 2026: a name shared by two learners is never guessed; the learner is asked to see the teacher, who ticks the right person. Wrong names are counted per phone (10 in 10 minutes), with a higher limit of 50 per network address, so one class on one Wi-Fi is not blocked together. A sign-in is recorded as made by the teacher who opened check-in.</w:t>
             </w:r>
           </w:p>
         </w:tc>
@@ -37005,7 +37005,7 @@
                 <w:sz w:val="18"/>
                 <w:szCs w:val="18"/>
               </w:rPr>
-              <w:t>Only coordinators correct past sessions. Teachers can still tick and untick during the class itself (US-004). Each change keeps who made it and when.</w:t>
+              <w:t>Only coordinators correct past sessions. Teachers can still tick and untick during the class itself (US-004). Each change keeps who made it and when. Decided 25 October 2026: unticking a learner here sets the record to absent instead of deleting it, so each change-log entry keeps its record and the present count still falls by 1. The change log cannot be edited or deleted. The change history is shown to coordinators only. A reason can be stored, but the page has no reason box yet.</w:t>
             </w:r>
           </w:p>
         </w:tc>

--- a/docs/system_analysis/MSE800_User_Stories.docx
+++ b/docs/system_analysis/MSE800_User_Stories.docx
@@ -6207,7 +6207,7 @@
                 <w:sz w:val="21"/>
                 <w:szCs w:val="21"/>
               </w:rPr>
-              <w:t>Sprint 3 (24–27 Oct)</w:t>
+              <w:t>Sprint 3 (24–28 Oct)</w:t>
             </w:r>
           </w:p>
         </w:tc>
@@ -13199,7 +13199,7 @@
                 <w:sz w:val="21"/>
                 <w:szCs w:val="21"/>
               </w:rPr>
-              <w:t>Sprint 3 (24–27 Oct)</w:t>
+              <w:t>Sprint 3 (24–28 Oct)</w:t>
             </w:r>
           </w:p>
         </w:tc>
@@ -36777,7 +36777,7 @@
                 <w:sz w:val="21"/>
                 <w:szCs w:val="21"/>
               </w:rPr>
-              <w:t>Sprint 3 (24–27 Oct)</w:t>
+              <w:t>Sprint 3 (24–28 Oct)</w:t>
             </w:r>
           </w:p>
         </w:tc>
